--- a/templates/cam-template.docx
+++ b/templates/cam-template.docx
@@ -252,7 +252,7 @@
                       <w:szCs w:val="20"/>
                       <w:rFonts w:ascii="Calibri" w:hAnsi="Calibri" w:eastAsia="Calibri" w:cs="Calibri"/>
                     </w:rPr>
-                    <w:t xml:space="preserve">{{CUSTOMER_DETAILS}}</w:t>
+                    <w:t xml:space="preserve">Name</w:t>
                   </w:r>
                 </w:p>
               </w:tc>
@@ -288,7 +288,7 @@
                       <w:szCs w:val="20"/>
                       <w:lang w:val="en-US"/>
                     </w:rPr>
-                    <w:t/>
+                    <w:t xml:space="preserve">{{CUST_NAME}}</w:t>
                   </w:r>
                 </w:p>
               </w:tc>
@@ -326,7 +326,7 @@
                       <w:szCs w:val="20"/>
                       <w:rFonts w:ascii="Calibri" w:hAnsi="Calibri" w:eastAsia="Calibri" w:cs="Calibri"/>
                     </w:rPr>
-                    <w:t xml:space="preserve"/>
+                    <w:t xml:space="preserve">CIF</w:t>
                   </w:r>
                 </w:p>
               </w:tc>
@@ -362,7 +362,7 @@
                       <w:szCs w:val="20"/>
                       <w:rFonts w:ascii="Calibri" w:hAnsi="Calibri" w:eastAsia="Calibri" w:cs="Calibri"/>
                     </w:rPr>
-                    <w:t xml:space="preserve"/>
+                    <w:t xml:space="preserve">{{CUST_CIF}}</w:t>
                   </w:r>
                 </w:p>
               </w:tc>
@@ -400,7 +400,7 @@
                       <w:szCs w:val="20"/>
                       <w:rFonts w:ascii="Calibri" w:hAnsi="Calibri" w:eastAsia="Calibri" w:cs="Calibri"/>
                     </w:rPr>
-                    <w:t xml:space="preserve"/>
+                    <w:t xml:space="preserve">Category</w:t>
                   </w:r>
                 </w:p>
               </w:tc>
@@ -436,7 +436,7 @@
                       <w:szCs w:val="20"/>
                       <w:rFonts w:ascii="Calibri" w:hAnsi="Calibri" w:eastAsia="Calibri" w:cs="Calibri"/>
                     </w:rPr>
-                    <w:t xml:space="preserve"/>
+                    <w:t xml:space="preserve">{{CUST_CATEGORY}}</w:t>
                   </w:r>
                 </w:p>
               </w:tc>
@@ -474,7 +474,7 @@
                       <w:szCs w:val="20"/>
                       <w:rFonts w:ascii="Calibri" w:hAnsi="Calibri" w:eastAsia="Calibri" w:cs="Calibri"/>
                     </w:rPr>
-                    <w:t xml:space="preserve"/>
+                    <w:t xml:space="preserve">Type</w:t>
                   </w:r>
                 </w:p>
               </w:tc>
@@ -510,7 +510,7 @@
                       <w:szCs w:val="20"/>
                       <w:rFonts w:ascii="Calibri" w:hAnsi="Calibri" w:eastAsia="Calibri" w:cs="Calibri"/>
                     </w:rPr>
-                    <w:t xml:space="preserve"/>
+                    <w:t xml:space="preserve">{{CUST_CONSTITUTION}}</w:t>
                   </w:r>
                 </w:p>
               </w:tc>
@@ -548,7 +548,7 @@
                       <w:szCs w:val="20"/>
                       <w:rFonts w:ascii="Calibri" w:hAnsi="Calibri" w:eastAsia="Calibri" w:cs="Calibri"/>
                     </w:rPr>
-                    <w:t xml:space="preserve"/>
+                    <w:t xml:space="preserve">Core bank ID</w:t>
                   </w:r>
                 </w:p>
               </w:tc>
@@ -584,7 +584,7 @@
                       <w:szCs w:val="20"/>
                       <w:rFonts w:ascii="Calibri" w:hAnsi="Calibri" w:eastAsia="Calibri" w:cs="Calibri"/>
                     </w:rPr>
-                    <w:t xml:space="preserve"/>
+                    <w:t xml:space="preserve">{{UCIC}}</w:t>
                   </w:r>
                 </w:p>
               </w:tc>
@@ -719,7 +719,7 @@
                       <w:szCs w:val="20"/>
                       <w:rFonts w:ascii="Calibri" w:hAnsi="Calibri" w:eastAsia="Calibri" w:cs="Calibri"/>
                     </w:rPr>
-                    <w:t xml:space="preserve">{{UCIC}}</w:t>
+                    <w:t xml:space="preserve">Customer Type</w:t>
                   </w:r>
                 </w:p>
               </w:tc>
@@ -756,7 +756,7 @@
                       <w:szCs w:val="20"/>
                       <w:rFonts w:ascii="Calibri" w:hAnsi="Calibri" w:eastAsia="Calibri" w:cs="Calibri"/>
                     </w:rPr>
-                    <w:t xml:space="preserve"/>
+                    <w:t xml:space="preserve">Name of Customer</w:t>
                   </w:r>
                 </w:p>
               </w:tc>
@@ -793,7 +793,7 @@
                       <w:szCs w:val="20"/>
                       <w:rFonts w:ascii="Calibri" w:hAnsi="Calibri" w:eastAsia="Calibri" w:cs="Calibri"/>
                     </w:rPr>
-                    <w:t xml:space="preserve"/>
+                    <w:t xml:space="preserve">Customer UCIC</w:t>
                   </w:r>
                 </w:p>
               </w:tc>
@@ -831,7 +831,7 @@
                       <w:szCs w:val="20"/>
                       <w:rFonts w:ascii="Calibri" w:hAnsi="Calibri" w:eastAsia="Calibri" w:cs="Calibri"/>
                     </w:rPr>
-                    <w:t xml:space="preserve"/>
+                    <w:t xml:space="preserve">Borrower</w:t>
                   </w:r>
                 </w:p>
               </w:tc>
@@ -867,7 +867,7 @@
                       <w:szCs w:val="20"/>
                       <w:lang w:val="en-US"/>
                     </w:rPr>
-                    <w:t/>
+                    <w:t xml:space="preserve">{{CUST_NAME}}</w:t>
                   </w:r>
                 </w:p>
               </w:tc>
@@ -903,7 +903,7 @@
                       <w:szCs w:val="20"/>
                       <w:rFonts w:ascii="Calibri" w:hAnsi="Calibri" w:eastAsia="Calibri" w:cs="Calibri"/>
                     </w:rPr>
-                    <w:t xml:space="preserve"/>
+                    <w:t xml:space="preserve">{{UCIC}}</w:t>
                   </w:r>
                 </w:p>
               </w:tc>
@@ -941,7 +941,7 @@
                       <w:szCs w:val="20"/>
                       <w:rFonts w:ascii="Calibri" w:hAnsi="Calibri" w:eastAsia="Calibri" w:cs="Calibri"/>
                     </w:rPr>
-                    <w:t xml:space="preserve"/>
+                    <w:t xml:space="preserve">Corporate Guarantor</w:t>
                   </w:r>
                 </w:p>
               </w:tc>
@@ -1051,7 +1051,7 @@
                       <w:szCs w:val="20"/>
                       <w:rFonts w:ascii="Calibri" w:hAnsi="Calibri" w:eastAsia="Calibri" w:cs="Calibri"/>
                     </w:rPr>
-                    <w:t xml:space="preserve"/>
+                    <w:t xml:space="preserve">Corporate Guarantor</w:t>
                   </w:r>
                 </w:p>
               </w:tc>
@@ -1161,7 +1161,7 @@
                       <w:szCs w:val="20"/>
                       <w:rFonts w:ascii="Calibri" w:hAnsi="Calibri" w:eastAsia="Calibri" w:cs="Calibri"/>
                     </w:rPr>
-                    <w:t xml:space="preserve"/>
+                    <w:t xml:space="preserve">Guarantor</w:t>
                   </w:r>
                 </w:p>
               </w:tc>
@@ -1271,7 +1271,7 @@
                       <w:szCs w:val="20"/>
                       <w:rFonts w:ascii="Calibri" w:hAnsi="Calibri" w:eastAsia="Calibri" w:cs="Calibri"/>
                     </w:rPr>
-                    <w:t xml:space="preserve"/>
+                    <w:t xml:space="preserve">Guarantor</w:t>
                   </w:r>
                 </w:p>
               </w:tc>
@@ -1478,7 +1478,7 @@
                       <w:szCs w:val="20"/>
                       <w:rFonts w:ascii="Calibri" w:hAnsi="Calibri" w:eastAsia="Calibri" w:cs="Calibri"/>
                     </w:rPr>
-                    <w:t xml:space="preserve">{{ADDRESS}}</w:t>
+                    <w:t xml:space="preserve">Address Type</w:t>
                   </w:r>
                 </w:p>
               </w:tc>
@@ -1515,7 +1515,7 @@
                       <w:szCs w:val="20"/>
                       <w:rFonts w:ascii="Calibri" w:hAnsi="Calibri" w:eastAsia="Calibri" w:cs="Calibri"/>
                     </w:rPr>
-                    <w:t xml:space="preserve"/>
+                    <w:t xml:space="preserve">Address</w:t>
                   </w:r>
                 </w:p>
               </w:tc>
@@ -1552,7 +1552,7 @@
                       <w:szCs w:val="20"/>
                       <w:rFonts w:ascii="Calibri" w:hAnsi="Calibri" w:eastAsia="Calibri" w:cs="Calibri"/>
                     </w:rPr>
-                    <w:t xml:space="preserve"/>
+                    <w:t xml:space="preserve">Priority</w:t>
                   </w:r>
                 </w:p>
               </w:tc>
@@ -1590,7 +1590,7 @@
                       <w:szCs w:val="20"/>
                       <w:lang w:val="en-US"/>
                     </w:rPr>
-                    <w:t/>
+                    <w:t xml:space="preserve">Registered</w:t>
                   </w:r>
                 </w:p>
               </w:tc>
@@ -1626,7 +1626,7 @@
                       <w:szCs w:val="20"/>
                       <w:rFonts w:ascii="Calibri" w:hAnsi="Calibri" w:eastAsia="Calibri" w:cs="Calibri"/>
                     </w:rPr>
-                    <w:t xml:space="preserve"/>
+                    <w:t xml:space="preserve">{{ADDRESS}}</w:t>
                   </w:r>
                 </w:p>
               </w:tc>
@@ -1662,7 +1662,7 @@
                       <w:szCs w:val="20"/>
                       <w:rFonts w:ascii="Calibri" w:hAnsi="Calibri" w:eastAsia="Calibri" w:cs="Calibri"/>
                     </w:rPr>
-                    <w:t xml:space="preserve"/>
+                    <w:t xml:space="preserve">Very High Priority</w:t>
                   </w:r>
                 </w:p>
               </w:tc>

--- a/templates/cam-template.docx
+++ b/templates/cam-template.docx
@@ -6669,7 +6669,7 @@
                       <w:szCs w:val="20"/>
                       <w:rFonts w:ascii="Calibri" w:hAnsi="Calibri" w:eastAsia="Calibri" w:cs="Calibri"/>
                     </w:rPr>
-                    <w:t xml:space="preserve">{{BASIC_LOAN}}</w:t>
+                    <w:t xml:space="preserve">Loan Reference</w:t>
                   </w:r>
                 </w:p>
               </w:tc>
@@ -6705,7 +6705,7 @@
                       <w:szCs w:val="20"/>
                       <w:rFonts w:ascii="Calibri" w:hAnsi="Calibri" w:eastAsia="Calibri" w:cs="Calibri"/>
                     </w:rPr>
-                    <w:t xml:space="preserve"/>
+                    <w:t xml:space="preserve">{{LOAN_REFERENCE}}</w:t>
                   </w:r>
                 </w:p>
               </w:tc>
@@ -6743,7 +6743,7 @@
                       <w:szCs w:val="20"/>
                       <w:rFonts w:ascii="Calibri" w:hAnsi="Calibri" w:eastAsia="Calibri" w:cs="Calibri"/>
                     </w:rPr>
-                    <w:t xml:space="preserve"/>
+                    <w:t xml:space="preserve">Loan Type</w:t>
                   </w:r>
                 </w:p>
               </w:tc>
@@ -6779,7 +6779,7 @@
                       <w:szCs w:val="20"/>
                       <w:rFonts w:ascii="Calibri" w:hAnsi="Calibri" w:eastAsia="Calibri" w:cs="Calibri"/>
                     </w:rPr>
-                    <w:t xml:space="preserve"/>
+                    <w:t xml:space="preserve">{{LOAN_TYPE}}</w:t>
                   </w:r>
                 </w:p>
               </w:tc>
@@ -6817,7 +6817,7 @@
                       <w:szCs w:val="20"/>
                       <w:rFonts w:ascii="Calibri" w:hAnsi="Calibri" w:eastAsia="Calibri" w:cs="Calibri"/>
                     </w:rPr>
-                    <w:t xml:space="preserve"/>
+                    <w:t xml:space="preserve">Loan Branch</w:t>
                   </w:r>
                 </w:p>
               </w:tc>
@@ -6853,7 +6853,7 @@
                       <w:szCs w:val="20"/>
                       <w:rFonts w:ascii="Calibri" w:hAnsi="Calibri" w:eastAsia="Calibri" w:cs="Calibri"/>
                     </w:rPr>
-                    <w:t xml:space="preserve"/>
+                    <w:t xml:space="preserve">{{LOAN_BRANCH}}</w:t>
                   </w:r>
                 </w:p>
               </w:tc>
@@ -6891,7 +6891,7 @@
                       <w:szCs w:val="20"/>
                       <w:rFonts w:ascii="Calibri" w:hAnsi="Calibri" w:eastAsia="Calibri" w:cs="Calibri"/>
                     </w:rPr>
-                    <w:t xml:space="preserve"/>
+                    <w:t xml:space="preserve">Loan Amount</w:t>
                   </w:r>
                 </w:p>
               </w:tc>
@@ -6927,7 +6927,7 @@
                       <w:szCs w:val="20"/>
                       <w:rFonts w:ascii="Calibri" w:hAnsi="Calibri" w:eastAsia="Calibri" w:cs="Calibri"/>
                     </w:rPr>
-                    <w:t xml:space="preserve"/>
+                    <w:t xml:space="preserve">{{LOAN_AMOUNT}}</w:t>
                   </w:r>
                 </w:p>
               </w:tc>
@@ -6965,7 +6965,7 @@
                       <w:szCs w:val="20"/>
                       <w:rFonts w:ascii="Calibri" w:hAnsi="Calibri" w:eastAsia="Calibri" w:cs="Calibri"/>
                     </w:rPr>
-                    <w:t xml:space="preserve"/>
+                    <w:t xml:space="preserve">Sourcing Officer</w:t>
                   </w:r>
                 </w:p>
               </w:tc>
@@ -7001,7 +7001,7 @@
                       <w:szCs w:val="20"/>
                       <w:rFonts w:ascii="Calibri" w:hAnsi="Calibri" w:eastAsia="Calibri" w:cs="Calibri"/>
                     </w:rPr>
-                    <w:t xml:space="preserve"/>
+                    <w:t xml:space="preserve">{{SOURCING_OFFICER_B}}</w:t>
                   </w:r>
                 </w:p>
               </w:tc>
@@ -7039,7 +7039,7 @@
                       <w:szCs w:val="20"/>
                       <w:rFonts w:ascii="Calibri" w:hAnsi="Calibri" w:eastAsia="Calibri" w:cs="Calibri"/>
                     </w:rPr>
-                    <w:t xml:space="preserve"/>
+                    <w:t xml:space="preserve">Loan Purpose</w:t>
                   </w:r>
                 </w:p>
               </w:tc>
@@ -7075,7 +7075,7 @@
                       <w:szCs w:val="20"/>
                       <w:rFonts w:ascii="Calibri" w:hAnsi="Calibri" w:eastAsia="Calibri" w:cs="Calibri"/>
                     </w:rPr>
-                    <w:t xml:space="preserve"/>
+                    <w:t xml:space="preserve">{{LOAN_PURPOSE}}</w:t>
                   </w:r>
                 </w:p>
               </w:tc>
@@ -7113,7 +7113,7 @@
                       <w:szCs w:val="20"/>
                       <w:rFonts w:ascii="Calibri" w:hAnsi="Calibri" w:eastAsia="Calibri" w:cs="Calibri"/>
                     </w:rPr>
-                    <w:t xml:space="preserve"/>
+                    <w:t xml:space="preserve">Transaction Reference</w:t>
                   </w:r>
                 </w:p>
               </w:tc>
@@ -7149,7 +7149,7 @@
                       <w:szCs w:val="20"/>
                       <w:rFonts w:ascii="Calibri" w:hAnsi="Calibri" w:eastAsia="Calibri" w:cs="Calibri"/>
                     </w:rPr>
-                    <w:t xml:space="preserve"/>
+                    <w:t xml:space="preserve">{{TRANSACTION_REF}}</w:t>
                   </w:r>
                 </w:p>
               </w:tc>
